--- a/atelier/atelier_081.docx
+++ b/atelier/atelier_081.docx
@@ -441,7 +441,7 @@
           </w:tcPr>
           <w:p>
             <w:r>
-              <w:t xml:space="preserve">Suppression auto activée (#80) — le robinet est fermé, on vide la baignoire</w:t>
+              <w:t xml:space="preserve">Suppression auto activée — le robinet est fermé, on vide la baignoire</w:t>
             </w:r>
           </w:p>
         </w:tc>
@@ -460,7 +460,7 @@
         <w:spacing w:after="120"/>
       </w:pPr>
       <w:r>
-        <w:t xml:space="preserve">Le quick-win #80 a fermé le robinet : les branches fusionnées désormais disparaissent toutes seules. Mais le stock accumulé est toujours là — souvent des dizaines de branches qui traînent, dont plus personne ne sait si elles sont mergées, abandonnées, ou encore utiles. Ce désordre n’est pas qu’esthétique : il noie les branches actives au milieu des mortes, fait hésiter au moment de repartir d’une base, et masque parfois du travail jamais intégré. Le sujet de cet atelier est de vider la baignoire : passer en revue ensemble TOUTES les branches existantes et trancher chacune — est-elle mergée (à supprimer), abandonnée (à fermer), ou vivante (à garder, et pourquoi) ? On ne réfléchit pas en théorie : on regarde la vraie liste et on décide, branche par branche, jusqu’à un repo propre. Une fois ce nettoyage fait et le robinet déjà fermé, le repo reste propre tout seul.</w:t>
+        <w:t xml:space="preserve">Le quick-win a fermé le robinet : les branches fusionnées désormais disparaissent toutes seules. Mais le stock accumulé est toujours là — souvent des dizaines de branches qui traînent, dont plus personne ne sait si elles sont mergées, abandonnées, ou encore utiles. Ce désordre n’est pas qu’esthétique : il noie les branches actives au milieu des mortes, fait hésiter au moment de repartir d’une base, et masque parfois du travail jamais intégré. Le sujet de cet atelier est de vider la baignoire : passer en revue ensemble TOUTES les branches existantes et trancher chacune — est-elle mergée (à supprimer), abandonnée (à fermer), ou vivante (à garder, et pourquoi) ? On ne réfléchit pas en théorie : on regarde la vraie liste et on décide, branche par branche, jusqu’à un repo propre. Une fois ce nettoyage fait et le robinet déjà fermé, le repo reste propre tout seul.</w:t>
       </w:r>
     </w:p>
     <w:p>
@@ -494,7 +494,7 @@
         <w:spacing w:after="80"/>
       </w:pPr>
       <w:r>
-        <w:t xml:space="preserve">Le bon moment, c’est juste après avoir fermé le robinet : nettoyer avant d’avoir activé la suppression auto (#80), c’est vider une baignoire dont le robinet coule — le stock se reforme. L’ordre #80 puis #81 n’est pas un hasard : on tarit la source, puis on vide une fois pour toutes. Le repo restera propre ensuite sans effort récurrent.</w:t>
+        <w:t xml:space="preserve">Le bon moment, c’est juste après avoir fermé le robinet : nettoyer avant d’avoir activé la suppression auto, c’est vider une baignoire dont le robinet coule — le stock se reforme. L’ordre puis #81 n’est pas un hasard : on tarit la source, puis on vide une fois pour toutes. Le repo restera propre ensuite sans effort récurrent.</w:t>
       </w:r>
     </w:p>
     <w:p>
@@ -599,27 +599,27 @@
                 <w:sz w:val="18"/>
                 <w:szCs w:val="18"/>
               </w:rPr>
-              <w:t xml:space="preserve">  [ MERGÉE ] -&gt; SUPPRIMER</w:t>
-            </w:r>
-          </w:p>
-          <w:p>
-            <w:r>
-              <w:rPr>
-                <w:rFonts w:ascii="Consolas" w:cs="Consolas" w:eastAsia="Consolas" w:hAnsi="Consolas"/>
-                <w:sz w:val="18"/>
-                <w:szCs w:val="18"/>
-              </w:rPr>
-              <w:t xml:space="preserve">    Son contenu est déjà dans main. Elle ne sert plus à rien.</w:t>
-            </w:r>
-          </w:p>
-          <w:p>
-            <w:r>
-              <w:rPr>
-                <w:rFonts w:ascii="Consolas" w:cs="Consolas" w:eastAsia="Consolas" w:hAnsi="Consolas"/>
-                <w:sz w:val="18"/>
-                <w:szCs w:val="18"/>
-              </w:rPr>
-              <w:t xml:space="preserve">    Suppression sans risque : le travail est conservé dans main.</w:t>
+              <w:t xml:space="preserve"> [ MERGÉE ] -&gt; SUPPRIMER</w:t>
+            </w:r>
+          </w:p>
+          <w:p>
+            <w:r>
+              <w:rPr>
+                <w:rFonts w:ascii="Consolas" w:cs="Consolas" w:eastAsia="Consolas" w:hAnsi="Consolas"/>
+                <w:sz w:val="18"/>
+                <w:szCs w:val="18"/>
+              </w:rPr>
+              <w:t xml:space="preserve"> Son contenu est déjà dans main. Elle ne sert plus à rien.</w:t>
+            </w:r>
+          </w:p>
+          <w:p>
+            <w:r>
+              <w:rPr>
+                <w:rFonts w:ascii="Consolas" w:cs="Consolas" w:eastAsia="Consolas" w:hAnsi="Consolas"/>
+                <w:sz w:val="18"/>
+                <w:szCs w:val="18"/>
+              </w:rPr>
+              <w:t xml:space="preserve"> Suppression sans risque : le travail est conservé dans main.</w:t>
             </w:r>
           </w:p>
           <w:p>
@@ -639,47 +639,47 @@
                 <w:sz w:val="18"/>
                 <w:szCs w:val="18"/>
               </w:rPr>
-              <w:t xml:space="preserve">  [ ABANDONNÉE ] -&gt; FERMER / SUPPRIMER (après vérification)</w:t>
-            </w:r>
-          </w:p>
-          <w:p>
-            <w:r>
-              <w:rPr>
-                <w:rFonts w:ascii="Consolas" w:cs="Consolas" w:eastAsia="Consolas" w:hAnsi="Consolas"/>
-                <w:sz w:val="18"/>
-                <w:szCs w:val="18"/>
-              </w:rPr>
-              <w:t xml:space="preserve">    Plus de commit depuis longtemps, travail jamais fini.</w:t>
-            </w:r>
-          </w:p>
-          <w:p>
-            <w:r>
-              <w:rPr>
-                <w:rFonts w:ascii="Consolas" w:cs="Consolas" w:eastAsia="Consolas" w:hAnsi="Consolas"/>
-                <w:sz w:val="18"/>
-                <w:szCs w:val="18"/>
-              </w:rPr>
-              <w:t xml:space="preserve">    AVANT de supprimer : vérifier qu'elle ne contient rien</w:t>
-            </w:r>
-          </w:p>
-          <w:p>
-            <w:r>
-              <w:rPr>
-                <w:rFonts w:ascii="Consolas" w:cs="Consolas" w:eastAsia="Consolas" w:hAnsi="Consolas"/>
-                <w:sz w:val="18"/>
-                <w:szCs w:val="18"/>
-              </w:rPr>
-              <w:t xml:space="preserve">    d'utile non intégré. Si du travail mérite d'être gardé,</w:t>
-            </w:r>
-          </w:p>
-          <w:p>
-            <w:r>
-              <w:rPr>
-                <w:rFonts w:ascii="Consolas" w:cs="Consolas" w:eastAsia="Consolas" w:hAnsi="Consolas"/>
-                <w:sz w:val="18"/>
-                <w:szCs w:val="18"/>
-              </w:rPr>
-              <w:t xml:space="preserve">    le récupérer (cherry-pick / nouvelle MR) PUIS supprimer.</w:t>
+              <w:t xml:space="preserve"> [ ABANDONNÉE ] -&gt; FERMER / SUPPRIMER (après vérification)</w:t>
+            </w:r>
+          </w:p>
+          <w:p>
+            <w:r>
+              <w:rPr>
+                <w:rFonts w:ascii="Consolas" w:cs="Consolas" w:eastAsia="Consolas" w:hAnsi="Consolas"/>
+                <w:sz w:val="18"/>
+                <w:szCs w:val="18"/>
+              </w:rPr>
+              <w:t xml:space="preserve"> Plus de commit depuis longtemps, travail jamais fini.</w:t>
+            </w:r>
+          </w:p>
+          <w:p>
+            <w:r>
+              <w:rPr>
+                <w:rFonts w:ascii="Consolas" w:cs="Consolas" w:eastAsia="Consolas" w:hAnsi="Consolas"/>
+                <w:sz w:val="18"/>
+                <w:szCs w:val="18"/>
+              </w:rPr>
+              <w:t xml:space="preserve"> AVANT de supprimer : vérifier qu'elle ne contient rien</w:t>
+            </w:r>
+          </w:p>
+          <w:p>
+            <w:r>
+              <w:rPr>
+                <w:rFonts w:ascii="Consolas" w:cs="Consolas" w:eastAsia="Consolas" w:hAnsi="Consolas"/>
+                <w:sz w:val="18"/>
+                <w:szCs w:val="18"/>
+              </w:rPr>
+              <w:t xml:space="preserve"> d'utile non intégré. Si du travail mérite d'être gardé,</w:t>
+            </w:r>
+          </w:p>
+          <w:p>
+            <w:r>
+              <w:rPr>
+                <w:rFonts w:ascii="Consolas" w:cs="Consolas" w:eastAsia="Consolas" w:hAnsi="Consolas"/>
+                <w:sz w:val="18"/>
+                <w:szCs w:val="18"/>
+              </w:rPr>
+              <w:t xml:space="preserve"> le récupérer (cherry-pick / nouvelle MR) PUIS supprimer.</w:t>
             </w:r>
           </w:p>
           <w:p>
@@ -699,37 +699,37 @@
                 <w:sz w:val="18"/>
                 <w:szCs w:val="18"/>
               </w:rPr>
-              <w:t xml:space="preserve">  [ VIVANTE ] -&gt; GARDER (et dire pourquoi)</w:t>
-            </w:r>
-          </w:p>
-          <w:p>
-            <w:r>
-              <w:rPr>
-                <w:rFonts w:ascii="Consolas" w:cs="Consolas" w:eastAsia="Consolas" w:hAnsi="Consolas"/>
-                <w:sz w:val="18"/>
-                <w:szCs w:val="18"/>
-              </w:rPr>
-              <w:t xml:space="preserve">    Travail en cours réel. On la garde, mais on note qui la</w:t>
-            </w:r>
-          </w:p>
-          <w:p>
-            <w:r>
-              <w:rPr>
-                <w:rFonts w:ascii="Consolas" w:cs="Consolas" w:eastAsia="Consolas" w:hAnsi="Consolas"/>
-                <w:sz w:val="18"/>
-                <w:szCs w:val="18"/>
-              </w:rPr>
-              <w:t xml:space="preserve">    porte et pour quoi - une branche vivante a un propriétaire</w:t>
-            </w:r>
-          </w:p>
-          <w:p>
-            <w:r>
-              <w:rPr>
-                <w:rFonts w:ascii="Consolas" w:cs="Consolas" w:eastAsia="Consolas" w:hAnsi="Consolas"/>
-                <w:sz w:val="18"/>
-                <w:szCs w:val="18"/>
-              </w:rPr>
-              <w:t xml:space="preserve">    et un objectif, sinon elle est en train de devenir abandonnée.</w:t>
+              <w:t xml:space="preserve"> [ VIVANTE ] -&gt; GARDER (et dire pourquoi)</w:t>
+            </w:r>
+          </w:p>
+          <w:p>
+            <w:r>
+              <w:rPr>
+                <w:rFonts w:ascii="Consolas" w:cs="Consolas" w:eastAsia="Consolas" w:hAnsi="Consolas"/>
+                <w:sz w:val="18"/>
+                <w:szCs w:val="18"/>
+              </w:rPr>
+              <w:t xml:space="preserve"> Travail en cours réel. On la garde, mais on note qui la</w:t>
+            </w:r>
+          </w:p>
+          <w:p>
+            <w:r>
+              <w:rPr>
+                <w:rFonts w:ascii="Consolas" w:cs="Consolas" w:eastAsia="Consolas" w:hAnsi="Consolas"/>
+                <w:sz w:val="18"/>
+                <w:szCs w:val="18"/>
+              </w:rPr>
+              <w:t xml:space="preserve"> porte et pour quoi - une branche vivante a un propriétaire</w:t>
+            </w:r>
+          </w:p>
+          <w:p>
+            <w:r>
+              <w:rPr>
+                <w:rFonts w:ascii="Consolas" w:cs="Consolas" w:eastAsia="Consolas" w:hAnsi="Consolas"/>
+                <w:sz w:val="18"/>
+                <w:szCs w:val="18"/>
+              </w:rPr>
+              <w:t xml:space="preserve"> et un objectif, sinon elle est en train de devenir abandonnée.</w:t>
             </w:r>
           </w:p>
           <w:p>
@@ -749,7 +749,7 @@
                 <w:sz w:val="18"/>
                 <w:szCs w:val="18"/>
               </w:rPr>
-              <w:t xml:space="preserve">  Objectif : zéro branche 'non classée' à la fin.</w:t>
+              <w:t xml:space="preserve"> Objectif : zéro branche 'non classée' à la fin.</w:t>
             </w:r>
           </w:p>
         </w:tc>
@@ -891,7 +891,7 @@
         <w:spacing w:after="120"/>
       </w:pPr>
       <w:r>
-        <w:t xml:space="preserve">À la sortie, toutes les branches du repo ont été passées en revue et classées : les mergées supprimées, les abandonnées fermées (après récupération de ce qui méritait de l’être), les vivantes gardées avec un propriétaire et une raison. Le stock de branches stale a chuté — idéalement à zéro hors branches actives. Le repo est lisible : on voit enfin ce sur quoi la squad travaille vraiment. Et comme le robinet a été fermé au #80, ce nettoyage est définitif : le repo restera propre sans qu’il faille recommencer. La métrique Branches stale est repartie d’une base saine.</w:t>
+        <w:t xml:space="preserve">À la sortie, toutes les branches du repo ont été passées en revue et classées : les mergées supprimées, les abandonnées fermées (après récupération de ce qui méritait de l’être), les vivantes gardées avec un propriétaire et une raison. Le stock de branches stale a chuté — idéalement à zéro hors branches actives. Le repo est lisible : on voit enfin ce sur quoi la squad travaille vraiment. Et comme le robinet a été fermé au activer la suppression automatique des branches après merge, ce nettoyage est définitif : le repo restera propre sans qu’il faille recommencer. La métrique Branches stale est repartie d’une base saine.</w:t>
       </w:r>
     </w:p>
     <w:p>
@@ -991,7 +991,7 @@
         <w:t xml:space="preserve">(5 min) Cadrage</w:t>
       </w:r>
       <w:r>
-        <w:t xml:space="preserve"> — l’animateur rappelle : le robinet est fermé (#80), aujourd’hui on vide la baignoire. Trois sorties par branche : supprimer, fermer, garder.</w:t>
+        <w:t xml:space="preserve"> — l’animateur rappelle : le robinet est fermé, aujourd’hui on vide la baignoire. Trois sorties par branche : supprimer, fermer, garder.</w:t>
       </w:r>
     </w:p>
     <w:p>
@@ -1167,7 +1167,7 @@
         <w:spacing w:after="120"/>
       </w:pPr>
       <w:r>
-        <w:t xml:space="preserve">Quick-win #80 (fermer le robinet) et atelier #81 (vider la baignoire) forment le socle de l’hygiène des branches. La suite systématise : #82 (nettoyer les branches sans commit depuis 30 jours et plus, pour les cas que la suppression auto ne couvre pas — les branches jamais mergées), #83 (conventions de nommage pour repérer d’un coup d’œil les branches à nettoyer), #84 (job hebdomadaire qui liste les branches stale et notifie les auteurs — la surveillance automatique qui remplace le nettoyage manuel). Après ce grand nettoyage, ces étapes maintiennent l’ordre plutôt que de le restaurer.</w:t>
+        <w:t xml:space="preserve">Quick-win (fermer le robinet) et atelier #81 (vider la baignoire) forment le socle de l’hygiène des branches. La suite systématise : (nettoyer les branches sans commit depuis 30 jours et plus, pour les cas que la suppression auto ne couvre pas — les branches jamais mergées), (conventions de nommage pour repérer d’un coup d’œil les branches à nettoyer), (job hebdomadaire qui liste les branches stale et notifie les auteurs — la surveillance automatique qui remplace le nettoyage manuel). Après ce grand nettoyage, ces étapes maintiennent l’ordre plutôt que de le restaurer.</w:t>
       </w:r>
     </w:p>
     <w:p>
@@ -1183,7 +1183,7 @@
         <w:spacing w:after="120"/>
       </w:pPr>
       <w:r>
-        <w:t xml:space="preserve">Toutes les branches du repo ont été triées et le stock de branches stale a chuté, idéalement à zéro hors branches actives : les mergées supprimées, les abandonnées fermées après récupération du travail utile, les vivantes gardées avec un propriétaire et une raison. Aucun travail important n’a été jeté — le contenu des branches non mergées a été vérifié avant suppression. Le repo est enfin lisible, et comme le robinet a été fermé au #80, il le restera sans qu’il faille refaire ce nettoyage. La question H01 a franchi son geste fondateur : le désordre accumulé est résorbé, sur des bases qui tiennent.</w:t>
+        <w:t xml:space="preserve">Toutes les branches du repo ont été triées et le stock de branches stale a chuté, idéalement à zéro hors branches actives : les mergées supprimées, les abandonnées fermées après récupération du travail utile, les vivantes gardées avec un propriétaire et une raison. Aucun travail important n’a été jeté — le contenu des branches non mergées a été vérifié avant suppression. Le repo est enfin lisible, et comme le robinet a été fermé au activer la suppression automatique des branches après merge, il le restera sans qu’il faille refaire ce nettoyage. La question H01 a franchi son geste fondateur : le désordre accumulé est résorbé, sur des bases qui tiennent.</w:t>
       </w:r>
     </w:p>
     <w:sectPr>
